--- a/Phiếu học tập CSS - BTTH02 - K66.docx
+++ b/Phiếu học tập CSS - BTTH02 - K66.docx
@@ -807,12 +807,6 @@
             <w:insideH w:val="none" w:color="auto" w:sz="0" w:space="0"/>
             <w:insideV w:val="none" w:color="auto" w:sz="0" w:space="0"/>
           </w:tblBorders>
-          <w:tblCellMar>
-            <w:top w:w="80" w:type="dxa"/>
-            <w:left w:w="160" w:type="dxa"/>
-            <w:bottom w:w="80" w:type="dxa"/>
-            <w:right w:w="160" w:type="dxa"/>
-          </w:tblCellMar>
         </w:tblPrEx>
         <w:trPr>
           <w:cantSplit/>
@@ -4415,17 +4409,7 @@
           <w:sz w:val="18"/>
           <w:highlight w:val="lightGray"/>
         </w:rPr>
-        <w:t>/</w:t>
-      </w:r>
-      <w:r>
-        <w:rPr>
-          <w:rStyle w:val="9"/>
-          <w:rFonts w:ascii="IBM Plex Mono" w:hAnsi="IBM Plex Mono" w:eastAsia="IBM Plex Mono" w:cs="IBM Plex Mono"/>
-          <w:color w:val="000000"/>
-          <w:sz w:val="18"/>
-          <w:highlight w:val="lightGray"/>
-        </w:rPr>
-        <w:t>* TODO 4: Dùng class selector cho .nav-link */</w:t>
+        <w:t>/* TODO 4: Dùng class selector cho .nav-link */</w:t>
       </w:r>
       <w:r>
         <w:rPr>
@@ -6140,15 +6124,132 @@
     <w:p>
       <w:pPr>
         <w:spacing w:after="210" w:line="360" w:lineRule="auto"/>
-      </w:pPr>
-      <w:r>
         <w:rPr>
           <w:rFonts w:ascii="inter" w:hAnsi="inter" w:eastAsia="inter" w:cs="inter"/>
           <w:b/>
           <w:color w:val="000000"/>
         </w:rPr>
+      </w:pPr>
+      <w:r>
+        <w:rPr>
+          <w:rFonts w:ascii="inter" w:hAnsi="inter" w:eastAsia="inter" w:cs="inter"/>
+          <w:b/>
+          <w:color w:val="000000"/>
+        </w:rPr>
         <w:t>Tài liệu đã xem (Link):</w:t>
       </w:r>
+    </w:p>
+    <w:p>
+      <w:pPr>
+        <w:spacing w:after="210" w:line="360" w:lineRule="auto"/>
+        <w:rPr>
+          <w:rFonts w:hint="default" w:ascii="inter" w:hAnsi="inter" w:eastAsia="inter"/>
+          <w:b/>
+          <w:color w:val="000000"/>
+        </w:rPr>
+      </w:pPr>
+      <w:r>
+        <w:rPr>
+          <w:rFonts w:hint="default" w:ascii="inter" w:hAnsi="inter" w:eastAsia="inter"/>
+          <w:b/>
+          <w:color w:val="000000"/>
+        </w:rPr>
+        <w:fldChar w:fldCharType="begin"/>
+      </w:r>
+      <w:r>
+        <w:rPr>
+          <w:rFonts w:hint="default" w:ascii="inter" w:hAnsi="inter" w:eastAsia="inter"/>
+          <w:b/>
+          <w:color w:val="000000"/>
+        </w:rPr>
+        <w:instrText xml:space="preserve"> HYPERLINK "https://www.w3schools.com/css/css_boxmodel.asp" </w:instrText>
+      </w:r>
+      <w:r>
+        <w:rPr>
+          <w:rFonts w:hint="default" w:ascii="inter" w:hAnsi="inter" w:eastAsia="inter"/>
+          <w:b/>
+          <w:color w:val="000000"/>
+        </w:rPr>
+        <w:fldChar w:fldCharType="separate"/>
+      </w:r>
+      <w:r>
+        <w:rPr>
+          <w:rStyle w:val="6"/>
+          <w:rFonts w:hint="default" w:ascii="inter" w:hAnsi="inter" w:eastAsia="inter"/>
+          <w:b/>
+        </w:rPr>
+        <w:t>https://www.w3schools.com/css/css_boxmodel.asp</w:t>
+      </w:r>
+      <w:r>
+        <w:rPr>
+          <w:rFonts w:hint="default" w:ascii="inter" w:hAnsi="inter" w:eastAsia="inter"/>
+          <w:b/>
+          <w:color w:val="000000"/>
+        </w:rPr>
+        <w:fldChar w:fldCharType="end"/>
+      </w:r>
+    </w:p>
+    <w:p>
+      <w:pPr>
+        <w:spacing w:after="210" w:line="360" w:lineRule="auto"/>
+        <w:rPr>
+          <w:rFonts w:hint="default" w:ascii="inter" w:hAnsi="inter" w:eastAsia="inter"/>
+          <w:b/>
+          <w:color w:val="000000"/>
+        </w:rPr>
+      </w:pPr>
+      <w:r>
+        <w:rPr>
+          <w:rFonts w:hint="default" w:ascii="inter" w:hAnsi="inter" w:eastAsia="inter"/>
+          <w:b/>
+          <w:color w:val="000000"/>
+        </w:rPr>
+        <w:fldChar w:fldCharType="begin"/>
+      </w:r>
+      <w:r>
+        <w:rPr>
+          <w:rFonts w:hint="default" w:ascii="inter" w:hAnsi="inter" w:eastAsia="inter"/>
+          <w:b/>
+          <w:color w:val="000000"/>
+        </w:rPr>
+        <w:instrText xml:space="preserve"> HYPERLINK "https://www.w3schools.com/css/css_layout.asp" </w:instrText>
+      </w:r>
+      <w:r>
+        <w:rPr>
+          <w:rFonts w:hint="default" w:ascii="inter" w:hAnsi="inter" w:eastAsia="inter"/>
+          <w:b/>
+          <w:color w:val="000000"/>
+        </w:rPr>
+        <w:fldChar w:fldCharType="separate"/>
+      </w:r>
+      <w:r>
+        <w:rPr>
+          <w:rStyle w:val="6"/>
+          <w:rFonts w:hint="default" w:ascii="inter" w:hAnsi="inter" w:eastAsia="inter"/>
+          <w:b/>
+        </w:rPr>
+        <w:t>https://www.w3schools.com/css/css_layout.asp</w:t>
+      </w:r>
+      <w:r>
+        <w:rPr>
+          <w:rFonts w:hint="default" w:ascii="inter" w:hAnsi="inter" w:eastAsia="inter"/>
+          <w:b/>
+          <w:color w:val="000000"/>
+        </w:rPr>
+        <w:fldChar w:fldCharType="end"/>
+      </w:r>
+    </w:p>
+    <w:p>
+      <w:pPr>
+        <w:spacing w:after="210" w:line="360" w:lineRule="auto"/>
+        <w:rPr>
+          <w:rFonts w:hint="default" w:ascii="inter" w:hAnsi="inter" w:eastAsia="inter"/>
+          <w:b/>
+          <w:color w:val="000000"/>
+        </w:rPr>
+      </w:pPr>
+      <w:bookmarkStart w:id="56" w:name="_GoBack"/>
+      <w:bookmarkEnd w:id="56"/>
     </w:p>
     <w:p>
       <w:pPr>
@@ -6623,6 +6724,7 @@
     <w:p>
       <w:pPr>
         <w:numPr>
+          <w:ilvl w:val="0"/>
           <w:numId w:val="0"/>
         </w:numPr>
         <w:spacing w:before="105" w:after="105" w:line="360" w:lineRule="auto"/>
@@ -9669,7 +9771,6 @@
           <w:szCs w:val="16"/>
         </w:rPr>
       </w:pPr>
-      <w:bookmarkStart w:id="56" w:name="_GoBack"/>
       <w:r>
         <w:rPr>
           <w:rStyle w:val="9"/>
@@ -9680,7 +9781,6 @@
         </w:rPr>
         <w:br w:type="textWrapping"/>
       </w:r>
-      <w:bookmarkEnd w:id="56"/>
       <w:r>
         <w:rPr>
           <w:rStyle w:val="9"/>
@@ -19261,7 +19361,7 @@
     <w:lsdException w:uiPriority="99" w:name="Body Text Indent 2"/>
     <w:lsdException w:uiPriority="99" w:name="Body Text Indent 3"/>
     <w:lsdException w:uiPriority="99" w:name="Block Text"/>
-    <w:lsdException w:uiPriority="99" w:name="Hyperlink"/>
+    <w:lsdException w:qFormat="1" w:uiPriority="99" w:name="Hyperlink"/>
     <w:lsdException w:uiPriority="99" w:name="FollowedHyperlink"/>
     <w:lsdException w:qFormat="1" w:unhideWhenUsed="0" w:uiPriority="22" w:semiHidden="0" w:name="Strong"/>
     <w:lsdException w:qFormat="1" w:unhideWhenUsed="0" w:uiPriority="20" w:semiHidden="0" w:name="Emphasis"/>
@@ -19497,6 +19597,7 @@
     <w:basedOn w:val="3"/>
     <w:semiHidden/>
     <w:unhideWhenUsed/>
+    <w:qFormat/>
     <w:uiPriority w:val="99"/>
     <w:rPr>
       <w:color w:val="0000FF"/>
@@ -19514,6 +19615,7 @@
       <w:jc w:val="left"/>
     </w:pPr>
     <w:rPr>
+      <w:rFonts w:ascii="Times New Roman" w:hAnsi="Times New Roman" w:eastAsia="SimSun" w:cs="Times New Roman"/>
       <w:kern w:val="0"/>
       <w:sz w:val="24"/>
       <w:szCs w:val="24"/>
